--- a/Plan_de_Estudio_Golang_Simov_v6.docx
+++ b/Plan_de_Estudio_Golang_Simov_v6.docx
@@ -17,7 +17,33 @@
           <w:sz w:val="24"/>
           <w:szCs w:val="24"/>
         </w:rPr>
-        <w:t>Plan de Estudio Golang – Nivel Profesional y Aplicado (Simov v6)</w:t>
+        <w:t>3+</w:t>
+      </w:r>
+      <w:r>
+        <w:rPr>
+          <w:rFonts w:ascii="Arial" w:hAnsi="Arial" w:cs="Arial"/>
+          <w:sz w:val="24"/>
+          <w:szCs w:val="24"/>
+        </w:rPr>
+        <w:t xml:space="preserve">Plan de </w:t>
+      </w:r>
+      <w:proofErr w:type="spellStart"/>
+      <w:r>
+        <w:rPr>
+          <w:rFonts w:ascii="Arial" w:hAnsi="Arial" w:cs="Arial"/>
+          <w:sz w:val="24"/>
+          <w:szCs w:val="24"/>
+        </w:rPr>
+        <w:t>Estudio</w:t>
+      </w:r>
+      <w:proofErr w:type="spellEnd"/>
+      <w:r>
+        <w:rPr>
+          <w:rFonts w:ascii="Arial" w:hAnsi="Arial" w:cs="Arial"/>
+          <w:sz w:val="24"/>
+          <w:szCs w:val="24"/>
+        </w:rPr>
+        <w:t xml:space="preserve"> Golang – Nivel Profesional y Aplicado (Simov v6)</w:t>
       </w:r>
     </w:p>
     <w:p>
@@ -70,15 +96,7 @@
           <w:szCs w:val="24"/>
         </w:rPr>
         <w:br/>
-        <w:t xml:space="preserve">- Tipos de datos, </w:t>
-      </w:r>
-      <w:r>
-        <w:rPr>
-          <w:rFonts w:ascii="Arial" w:hAnsi="Arial" w:cs="Arial"/>
-          <w:sz w:val="24"/>
-          <w:szCs w:val="24"/>
-        </w:rPr>
-        <w:t>variables, operadores y estructuras de control.</w:t>
+        <w:t>- Tipos de datos, variables, operadores y estructuras de control.</w:t>
       </w:r>
       <w:r>
         <w:rPr>
@@ -153,15 +171,7 @@
           <w:sz w:val="24"/>
           <w:szCs w:val="24"/>
         </w:rPr>
-        <w:t xml:space="preserve">Semana 2: </w:t>
-      </w:r>
-      <w:r>
-        <w:rPr>
-          <w:rFonts w:ascii="Arial" w:hAnsi="Arial" w:cs="Arial"/>
-          <w:sz w:val="24"/>
-          <w:szCs w:val="24"/>
-        </w:rPr>
-        <w:t>Funciones, estructuras y punteros</w:t>
+        <w:t>Semana 2: Funciones, estructuras y punteros</w:t>
       </w:r>
     </w:p>
     <w:p>
@@ -229,15 +239,7 @@
           <w:sz w:val="24"/>
           <w:szCs w:val="24"/>
         </w:rPr>
-        <w:t xml:space="preserve"> Ejercicio: Crear un paquete de </w:t>
-      </w:r>
-      <w:r>
-        <w:rPr>
-          <w:rFonts w:ascii="Arial" w:hAnsi="Arial" w:cs="Arial"/>
-          <w:sz w:val="24"/>
-          <w:szCs w:val="24"/>
-        </w:rPr>
-        <w:t>utilidades de cálculo.</w:t>
+        <w:t xml:space="preserve"> Ejercicio: Crear un paquete de utilidades de cálculo.</w:t>
       </w:r>
       <w:r>
         <w:rPr>
@@ -338,15 +340,7 @@
           <w:sz w:val="24"/>
           <w:szCs w:val="24"/>
         </w:rPr>
-        <w:t xml:space="preserve"> Ejercici</w:t>
-      </w:r>
-      <w:r>
-        <w:rPr>
-          <w:rFonts w:ascii="Arial" w:hAnsi="Arial" w:cs="Arial"/>
-          <w:sz w:val="24"/>
-          <w:szCs w:val="24"/>
-        </w:rPr>
-        <w:t>o: Mini agenda de contactos con búsqueda por nombre.</w:t>
+        <w:t xml:space="preserve"> Ejercicio: Mini agenda de contactos con búsqueda por nombre.</w:t>
       </w:r>
       <w:r>
         <w:rPr>
@@ -438,15 +432,7 @@
           <w:sz w:val="24"/>
           <w:szCs w:val="24"/>
         </w:rPr>
-        <w:t xml:space="preserve"> Ejerc</w:t>
-      </w:r>
-      <w:r>
-        <w:rPr>
-          <w:rFonts w:ascii="Arial" w:hAnsi="Arial" w:cs="Arial"/>
-          <w:sz w:val="24"/>
-          <w:szCs w:val="24"/>
-        </w:rPr>
-        <w:t>icio: Simulador de tres sensores concurrentes.</w:t>
+        <w:t xml:space="preserve"> Ejercicio: Simulador de tres sensores concurrentes.</w:t>
       </w:r>
       <w:r>
         <w:rPr>
@@ -523,15 +509,7 @@
           <w:szCs w:val="24"/>
         </w:rPr>
         <w:br/>
-        <w:t>- JSON</w:t>
-      </w:r>
-      <w:r>
-        <w:rPr>
-          <w:rFonts w:ascii="Arial" w:hAnsi="Arial" w:cs="Arial"/>
-          <w:sz w:val="24"/>
-          <w:szCs w:val="24"/>
-        </w:rPr>
-        <w:t xml:space="preserve"> y endpoints CRUD.</w:t>
+        <w:t>- JSON y endpoints CRUD.</w:t>
       </w:r>
       <w:r>
         <w:rPr>
@@ -624,15 +602,7 @@
           <w:szCs w:val="24"/>
         </w:rPr>
         <w:br/>
-        <w:t>- SQLite/MySQL/PostgreSQL co</w:t>
-      </w:r>
-      <w:r>
-        <w:rPr>
-          <w:rFonts w:ascii="Arial" w:hAnsi="Arial" w:cs="Arial"/>
-          <w:sz w:val="24"/>
-          <w:szCs w:val="24"/>
-        </w:rPr>
-        <w:t>n database/sql.</w:t>
+        <w:t>- SQLite/MySQL/PostgreSQL con database/sql.</w:t>
       </w:r>
       <w:r>
         <w:rPr>
@@ -733,15 +703,7 @@
           <w:szCs w:val="24"/>
         </w:rPr>
         <w:br/>
-        <w:t xml:space="preserve">- JWT manual, variables </w:t>
-      </w:r>
-      <w:r>
-        <w:rPr>
-          <w:rFonts w:ascii="Arial" w:hAnsi="Arial" w:cs="Arial"/>
-          <w:sz w:val="24"/>
-          <w:szCs w:val="24"/>
-        </w:rPr>
-        <w:t>de entorno y middlewares.</w:t>
+        <w:t>- JWT manual, variables de entorno y middlewares.</w:t>
       </w:r>
       <w:r>
         <w:rPr>
@@ -842,15 +804,7 @@
           <w:szCs w:val="24"/>
         </w:rPr>
         <w:br/>
-        <w:t>- Imp</w:t>
-      </w:r>
-      <w:r>
-        <w:rPr>
-          <w:rFonts w:ascii="Arial" w:hAnsi="Arial" w:cs="Arial"/>
-          <w:sz w:val="24"/>
-          <w:szCs w:val="24"/>
-        </w:rPr>
-        <w:t>lementar ingesta, almacenamiento y consulta de datos en tiempo real.</w:t>
+        <w:t>- Implementar ingesta, almacenamiento y consulta de datos en tiempo real.</w:t>
       </w:r>
       <w:r>
         <w:rPr>
@@ -1408,11 +1362,6 @@
     <w:lsdException w:name="Book Title" w:uiPriority="33" w:qFormat="1"/>
     <w:lsdException w:name="Bibliography" w:semiHidden="1" w:uiPriority="37" w:unhideWhenUsed="1"/>
     <w:lsdException w:name="TOC Heading" w:semiHidden="1" w:uiPriority="39" w:unhideWhenUsed="1" w:qFormat="1"/>
-    <w:lsdException w:name="Plain Table 5" w:semiHidden="1" w:unhideWhenUsed="1"/>
-    <w:lsdException w:name="Grid Table Light" w:semiHidden="1" w:unhideWhenUsed="1"/>
-    <w:lsdException w:name="Grid Table 1 Light" w:semiHidden="1" w:unhideWhenUsed="1"/>
-    <w:lsdException w:name="Grid Table 2" w:semiHidden="1" w:unhideWhenUsed="1"/>
-    <w:lsdException w:name="Grid Table 3" w:semiHidden="1" w:unhideWhenUsed="1"/>
     <w:lsdException w:name="Grid Table 4" w:uiPriority="49"/>
     <w:lsdException w:name="Grid Table 5 Dark" w:uiPriority="50"/>
     <w:lsdException w:name="Grid Table 6 Colorful" w:uiPriority="51"/>
